--- a/docs/manual/dist/CGA Getting Started (vi).docx
+++ b/docs/manual/dist/CGA Getting Started (vi).docx
@@ -25,17 +25,6 @@
           <w:i w:val="0"/>
           <w:sz w:val="21"/>
         </w:rPr>
-        <w:t>Trạng thái: Quá trình tạo nội dung đã hoàn tất, đang chờ xác minh thực thi</w:t>
-      </w:r>
-    </w:p>
-    <w:p>
-      <w:r>
-        <w:rPr>
-          <w:rFonts w:ascii="Arial" w:hAnsi="Arial" w:eastAsia="Arial"/>
-          <w:b w:val="0"/>
-          <w:i w:val="0"/>
-          <w:sz w:val="21"/>
-        </w:rPr>
         <w:t>Đối tượng: Người dùng mới làm quen với CGA</w:t>
       </w:r>
     </w:p>
@@ -48,21 +37,6 @@
           <w:sz w:val="21"/>
         </w:rPr>
         <w:t>Tài liệu này hướng dẫn bạn cách tạo bot đầu tiên trong CGA và xem kết quả của các thử nghiệm đầu tiên. Thực hiện theo từng bước, kiểm tra kết quả mong đợi của từng bước trước khi chuyển sang bước tiếp theo.</w:t>
-      </w:r>
-    </w:p>
-    <w:p>
-      <w:pPr>
-        <w:spacing w:before="80" w:after="160"/>
-        <w:ind w:left="288" w:right="288"/>
-      </w:pPr>
-      <w:r>
-        <w:rPr>
-          <w:rFonts w:ascii="Arial" w:hAnsi="Arial" w:eastAsia="Arial"/>
-          <w:i/>
-          <w:color w:val="5F6368"/>
-          <w:sz w:val="19"/>
-        </w:rPr>
-        <w:t>Việc gửi bot và thực thi trình mô phỏng đã được xác nhận bằng bot xác minh. Quá trình học ML vẫn chưa được hoàn thành ngay cả khi đăng ký hàng đợi đã được xác nhận, do đó, lộ trình thành công sau khi hoàn thành quá trình học không được coi là quy trình xác nhận hoạt động.</w:t>
       </w:r>
     </w:p>
     <w:p>
@@ -206,17 +180,6 @@
           <w:sz w:val="21"/>
         </w:rPr>
         <w:t>Lựa chọn mặc định cho phương pháp NLU nào sẽ sử dụng</w:t>
-      </w:r>
-    </w:p>
-    <w:p>
-      <w:r>
-        <w:rPr>
-          <w:rFonts w:ascii="Arial" w:hAnsi="Arial" w:eastAsia="Arial"/>
-          <w:b w:val="0"/>
-          <w:i w:val="0"/>
-          <w:sz w:val="21"/>
-        </w:rPr>
-        <w:t>Khi học màn hình lần đầu tiên, nên kiểm tra màn hình dựa trên sự kết hợp của `ML` và `Câu trả lời cố định`. Sự kết hợp này được hiển thị dưới dạng `Sẵn sàng chạy/huấn luyện` trong màn hình tạo hiện tại. Việc sáng tạo và học tập thành công thực tế đòi hỏi phải có sự xác minh riêng biệt.</w:t>
       </w:r>
     </w:p>
     <w:p>
@@ -1621,21 +1584,6 @@
     </w:p>
     <w:p>
       <w:pPr>
-        <w:spacing w:before="80" w:after="160"/>
-        <w:ind w:left="288" w:right="288"/>
-      </w:pPr>
-      <w:r>
-        <w:rPr>
-          <w:rFonts w:ascii="Arial" w:hAnsi="Arial" w:eastAsia="Arial"/>
-          <w:i/>
-          <w:color w:val="5F6368"/>
-          <w:sz w:val="19"/>
-        </w:rPr>
-        <w:t>Kết quả tạo bot xác minh và chuyển màn hình sang phiên bản `v1` đã được xác nhận. Yêu cầu học tập đã được đăng ký trong hàng đợi nhưng trạng thái `Chưa huấn luyện` vẫn được duy trì sau khi làm mới và không có kết quả nào trong lịch sử học tập.</w:t>
-      </w:r>
-    </w:p>
-    <w:p>
-      <w:pPr>
         <w:pStyle w:val="Heading2"/>
       </w:pPr>
       <w:r>
@@ -1801,17 +1749,6 @@
           <w:sz w:val="21"/>
         </w:rPr>
         <w:t>Nếu xảy ra sự cố</w:t>
-      </w:r>
-    </w:p>
-    <w:p>
-      <w:r>
-        <w:rPr>
-          <w:rFonts w:ascii="Arial" w:hAnsi="Arial" w:eastAsia="Arial"/>
-          <w:b w:val="0"/>
-          <w:i w:val="0"/>
-          <w:sz w:val="21"/>
-        </w:rPr>
-        <w:t>Nếu không có phản hồi hoặc khác với mong đợi, trước tiên hãy kiểm tra bot/phiên bản, trạng thái đào tạo hoặc chỉ mục, công cụ đã chọn và phương thức phản hồi. Bot xác minh hiển thị `Ý định chưa phân loại` và `Không thể phân loại ý định vì không có câu huấn luyện` mà không hoàn thành quá trình đào tạo.</w:t>
       </w:r>
     </w:p>
     <w:p>
@@ -2029,19 +1966,6 @@
           <w:sz w:val="21"/>
         </w:rPr>
         <w:t>[Hướng dẫn sử dụng CGA NLU](../cga-nlu-guide/README.md)</w:t>
-      </w:r>
-    </w:p>
-    <w:p>
-      <w:pPr>
-        <w:pStyle w:val="ListBullet"/>
-        <w:spacing w:after="80"/>
-      </w:pPr>
-      <w:r>
-        <w:rPr>
-          <w:rFonts w:ascii="Arial" w:hAnsi="Arial" w:eastAsia="Arial"/>
-          <w:sz w:val="21"/>
-        </w:rPr>
-        <w:t>[Bảng xác minh chức năng](../cga-manual-verification-matrix.md)</w:t>
       </w:r>
     </w:p>
     <w:sectPr>

--- a/docs/manual/dist/CGA Getting Started (vi).docx
+++ b/docs/manual/dist/CGA Getting Started (vi).docx
@@ -72,6 +72,8 @@
       <w:r>
         <w:rPr>
           <w:rFonts w:ascii="Arial" w:hAnsi="Arial" w:eastAsia="Arial"/>
+          <w:b w:val="0"/>
+          <w:i w:val="0"/>
           <w:sz w:val="21"/>
         </w:rPr>
         <w:t>Bạn có thể chuẩn bị các thông tin cần thiết trước khi tạo bot mới.</w:t>
@@ -85,6 +87,8 @@
       <w:r>
         <w:rPr>
           <w:rFonts w:ascii="Arial" w:hAnsi="Arial" w:eastAsia="Arial"/>
+          <w:b w:val="0"/>
+          <w:i w:val="0"/>
           <w:sz w:val="21"/>
         </w:rPr>
         <w:t>Bạn có thể quyết định nên chọn phương pháp NLU nào trong số ML·Semantic·LLM.</w:t>
@@ -98,6 +102,8 @@
       <w:r>
         <w:rPr>
           <w:rFonts w:ascii="Arial" w:hAnsi="Arial" w:eastAsia="Arial"/>
+          <w:b w:val="0"/>
+          <w:i w:val="0"/>
           <w:sz w:val="21"/>
         </w:rPr>
         <w:t>Bạn có thể kiểm tra kiểu máy, phương thức phản hồi và trạng thái hỗ trợ trên màn hình tạo.</w:t>
@@ -111,6 +117,8 @@
       <w:r>
         <w:rPr>
           <w:rFonts w:ascii="Arial" w:hAnsi="Arial" w:eastAsia="Arial"/>
+          <w:b w:val="0"/>
+          <w:i w:val="0"/>
           <w:sz w:val="21"/>
         </w:rPr>
         <w:t>Sau khi tạo bot, bạn sẽ biết những gì cần tìm trong quá trình đào tạo hoặc lập chỉ mục và thử nghiệm đầu tiên.</w:t>
@@ -138,6 +146,8 @@
       <w:r>
         <w:rPr>
           <w:rFonts w:ascii="Arial" w:hAnsi="Arial" w:eastAsia="Arial"/>
+          <w:b w:val="0"/>
+          <w:i w:val="0"/>
           <w:sz w:val="21"/>
         </w:rPr>
         <w:t>Tài khoản CGA Studio</w:t>
@@ -151,6 +161,8 @@
       <w:r>
         <w:rPr>
           <w:rFonts w:ascii="Arial" w:hAnsi="Arial" w:eastAsia="Arial"/>
+          <w:b w:val="0"/>
+          <w:i w:val="0"/>
           <w:sz w:val="21"/>
         </w:rPr>
         <w:t>Tên bot cần tạo</w:t>
@@ -164,6 +176,8 @@
       <w:r>
         <w:rPr>
           <w:rFonts w:ascii="Arial" w:hAnsi="Arial" w:eastAsia="Arial"/>
+          <w:b w:val="0"/>
+          <w:i w:val="0"/>
           <w:sz w:val="21"/>
         </w:rPr>
         <w:t>Một câu nói ngắn gọn của người dùng để thử nghiệm.</w:t>
@@ -177,6 +191,8 @@
       <w:r>
         <w:rPr>
           <w:rFonts w:ascii="Arial" w:hAnsi="Arial" w:eastAsia="Arial"/>
+          <w:b w:val="0"/>
+          <w:i w:val="0"/>
           <w:sz w:val="21"/>
         </w:rPr>
         <w:t>Lựa chọn mặc định cho phương pháp NLU nào sẽ sử dụng</w:t>
@@ -190,7 +206,25 @@
           <w:i w:val="0"/>
           <w:sz w:val="21"/>
         </w:rPr>
-        <w:t>Nếu bạn cần tiêu chí lựa chọn chi tiết cho động cơ, trước tiên vui lòng kiểm tra [Hướng dẫn sử dụng NLU](../cga-nlu-guide/README.md).</w:t>
+        <w:t xml:space="preserve">Nếu bạn cần tiêu chí lựa chọn chi tiết cho động cơ, trước tiên vui lòng kiểm tra </w:t>
+      </w:r>
+      <w:r>
+        <w:rPr>
+          <w:rFonts w:ascii="Arial" w:hAnsi="Arial" w:eastAsia="Arial"/>
+          <w:b w:val="0"/>
+          <w:i w:val="0"/>
+          <w:sz w:val="21"/>
+        </w:rPr>
+        <w:t>Hướng dẫn sử dụng NLU</w:t>
+      </w:r>
+      <w:r>
+        <w:rPr>
+          <w:rFonts w:ascii="Arial" w:hAnsi="Arial" w:eastAsia="Arial"/>
+          <w:b w:val="0"/>
+          <w:i w:val="0"/>
+          <w:sz w:val="21"/>
+        </w:rPr>
+        <w:t>.</w:t>
       </w:r>
     </w:p>
     <w:p>
@@ -252,6 +286,7 @@
               <w:rPr>
                 <w:rFonts w:ascii="Arial" w:hAnsi="Arial" w:eastAsia="Arial"/>
                 <w:b/>
+                <w:i w:val="0"/>
                 <w:color w:val="1F4D78"/>
                 <w:sz w:val="18"/>
               </w:rPr>
@@ -280,6 +315,7 @@
               <w:rPr>
                 <w:rFonts w:ascii="Arial" w:hAnsi="Arial" w:eastAsia="Arial"/>
                 <w:b/>
+                <w:i w:val="0"/>
                 <w:color w:val="1F4D78"/>
                 <w:sz w:val="18"/>
               </w:rPr>
@@ -309,6 +345,7 @@
               <w:rPr>
                 <w:rFonts w:ascii="Arial" w:hAnsi="Arial" w:eastAsia="Arial"/>
                 <w:b w:val="0"/>
+                <w:i w:val="0"/>
                 <w:sz w:val="18"/>
               </w:rPr>
               <w:t>tên bot</w:t>
@@ -335,6 +372,7 @@
               <w:rPr>
                 <w:rFonts w:ascii="Arial" w:hAnsi="Arial" w:eastAsia="Arial"/>
                 <w:b w:val="0"/>
+                <w:i w:val="0"/>
                 <w:sz w:val="18"/>
               </w:rPr>
               <w:t>Testbot điều tra kỳ nghỉ</w:t>
@@ -363,6 +401,7 @@
               <w:rPr>
                 <w:rFonts w:ascii="Arial" w:hAnsi="Arial" w:eastAsia="Arial"/>
                 <w:b w:val="0"/>
+                <w:i w:val="0"/>
                 <w:sz w:val="18"/>
               </w:rPr>
               <w:t>ý định</w:t>
@@ -389,6 +428,7 @@
               <w:rPr>
                 <w:rFonts w:ascii="Arial" w:hAnsi="Arial" w:eastAsia="Arial"/>
                 <w:b w:val="0"/>
+                <w:i w:val="0"/>
                 <w:sz w:val="18"/>
               </w:rPr>
               <w:t>Kiểm tra số ngày nghỉ còn lại</w:t>
@@ -417,6 +457,7 @@
               <w:rPr>
                 <w:rFonts w:ascii="Arial" w:hAnsi="Arial" w:eastAsia="Arial"/>
                 <w:b w:val="0"/>
+                <w:i w:val="0"/>
                 <w:sz w:val="18"/>
               </w:rPr>
               <w:t>Ví dụ về học câu</w:t>
@@ -443,6 +484,7 @@
               <w:rPr>
                 <w:rFonts w:ascii="Arial" w:hAnsi="Arial" w:eastAsia="Arial"/>
                 <w:b w:val="0"/>
+                <w:i w:val="0"/>
                 <w:sz w:val="18"/>
               </w:rPr>
               <w:t>Còn bao nhiêu ngày được nghỉ phép?</w:t>
@@ -471,6 +513,7 @@
               <w:rPr>
                 <w:rFonts w:ascii="Arial" w:hAnsi="Arial" w:eastAsia="Arial"/>
                 <w:b w:val="0"/>
+                <w:i w:val="0"/>
                 <w:sz w:val="18"/>
               </w:rPr>
               <w:t>thử nghiệm đánh lửa</w:t>
@@ -497,6 +540,7 @@
               <w:rPr>
                 <w:rFonts w:ascii="Arial" w:hAnsi="Arial" w:eastAsia="Arial"/>
                 <w:b w:val="0"/>
+                <w:i w:val="0"/>
                 <w:sz w:val="18"/>
               </w:rPr>
               <w:t>Kỳ nghỉ còn lại bao nhiêu?</w:t>
@@ -525,6 +569,7 @@
               <w:rPr>
                 <w:rFonts w:ascii="Arial" w:hAnsi="Arial" w:eastAsia="Arial"/>
                 <w:b w:val="0"/>
+                <w:i w:val="0"/>
                 <w:sz w:val="18"/>
               </w:rPr>
               <w:t>Phương pháp trả lời đầu tiên</w:t>
@@ -551,6 +596,7 @@
               <w:rPr>
                 <w:rFonts w:ascii="Arial" w:hAnsi="Arial" w:eastAsia="Arial"/>
                 <w:b w:val="0"/>
+                <w:i w:val="0"/>
                 <w:sz w:val="18"/>
               </w:rPr>
               <w:t>câu trả lời đã được thiết lập</w:t>
@@ -626,41 +672,47 @@
     </w:p>
     <w:p>
       <w:pPr>
-        <w:pStyle w:val="ListNumber"/>
         <w:spacing w:after="80"/>
+        <w:ind w:left="360" w:hanging="288"/>
       </w:pPr>
       <w:r>
         <w:rPr>
           <w:rFonts w:ascii="Arial" w:hAnsi="Arial" w:eastAsia="Arial"/>
+          <w:b w:val="0"/>
+          <w:i w:val="0"/>
           <w:sz w:val="21"/>
         </w:rPr>
-        <w:t>Mở màn hình đăng nhập CGA Studio.</w:t>
+        <w:t>1. Mở màn hình đăng nhập CGA Studio.</w:t>
       </w:r>
     </w:p>
     <w:p>
       <w:pPr>
-        <w:pStyle w:val="ListNumber"/>
         <w:spacing w:after="80"/>
+        <w:ind w:left="360" w:hanging="288"/>
       </w:pPr>
       <w:r>
         <w:rPr>
           <w:rFonts w:ascii="Arial" w:hAnsi="Arial" w:eastAsia="Arial"/>
+          <w:b w:val="0"/>
+          <w:i w:val="0"/>
           <w:sz w:val="21"/>
         </w:rPr>
-        <w:t>Nhập thông tin tài khoản của bạn.</w:t>
+        <w:t>2. Nhập thông tin tài khoản của bạn.</w:t>
       </w:r>
     </w:p>
     <w:p>
       <w:pPr>
-        <w:pStyle w:val="ListNumber"/>
         <w:spacing w:after="80"/>
+        <w:ind w:left="360" w:hanging="288"/>
       </w:pPr>
       <w:r>
         <w:rPr>
           <w:rFonts w:ascii="Arial" w:hAnsi="Arial" w:eastAsia="Arial"/>
+          <w:b w:val="0"/>
+          <w:i w:val="0"/>
           <w:sz w:val="21"/>
         </w:rPr>
-        <w:t>Chọn nút Đăng nhập.</w:t>
+        <w:t>3. Chọn nút Đăng nhập.</w:t>
       </w:r>
     </w:p>
     <w:p>
@@ -768,93 +820,179 @@
     </w:p>
     <w:p>
       <w:pPr>
-        <w:pStyle w:val="ListNumber"/>
         <w:spacing w:after="80"/>
+        <w:ind w:left="360" w:hanging="288"/>
       </w:pPr>
       <w:r>
         <w:rPr>
           <w:rFonts w:ascii="Arial" w:hAnsi="Arial" w:eastAsia="Arial"/>
+          <w:b w:val="0"/>
+          <w:i w:val="0"/>
           <w:sz w:val="21"/>
         </w:rPr>
-        <w:t>Chuyển đến màn hình tạo bot.</w:t>
+        <w:t>1. Chuyển đến màn hình tạo bot.</w:t>
       </w:r>
     </w:p>
     <w:p>
       <w:pPr>
-        <w:pStyle w:val="ListNumber"/>
         <w:spacing w:after="80"/>
+        <w:ind w:left="360" w:hanging="288"/>
       </w:pPr>
       <w:r>
         <w:rPr>
           <w:rFonts w:ascii="Arial" w:hAnsi="Arial" w:eastAsia="Arial"/>
+          <w:b w:val="0"/>
+          <w:i w:val="0"/>
           <w:sz w:val="21"/>
         </w:rPr>
-        <w:t>Chọn `Bot` trong Loại Bot.</w:t>
+        <w:t xml:space="preserve">2. Chọn </w:t>
+      </w:r>
+      <w:r>
+        <w:rPr>
+          <w:rFonts w:ascii="Arial" w:hAnsi="Arial" w:eastAsia="Arial"/>
+          <w:b/>
+          <w:i w:val="0"/>
+          <w:sz w:val="21"/>
+        </w:rPr>
+        <w:t>Bot</w:t>
+      </w:r>
+      <w:r>
+        <w:rPr>
+          <w:rFonts w:ascii="Arial" w:hAnsi="Arial" w:eastAsia="Arial"/>
+          <w:b w:val="0"/>
+          <w:i w:val="0"/>
+          <w:sz w:val="21"/>
+        </w:rPr>
+        <w:t xml:space="preserve"> trong Loại Bot.</w:t>
       </w:r>
     </w:p>
     <w:p>
       <w:pPr>
-        <w:pStyle w:val="ListNumber"/>
         <w:spacing w:after="80"/>
+        <w:ind w:left="360" w:hanging="288"/>
       </w:pPr>
       <w:r>
         <w:rPr>
           <w:rFonts w:ascii="Arial" w:hAnsi="Arial" w:eastAsia="Arial"/>
+          <w:b w:val="0"/>
+          <w:i w:val="0"/>
           <w:sz w:val="21"/>
         </w:rPr>
-        <w:t>Chọn loại văn bản hoặc loại giọng nói.</w:t>
+        <w:t>3. Chọn loại văn bản hoặc loại giọng nói.</w:t>
       </w:r>
     </w:p>
     <w:p>
       <w:pPr>
-        <w:pStyle w:val="ListNumber"/>
         <w:spacing w:after="80"/>
+        <w:ind w:left="360" w:hanging="288"/>
       </w:pPr>
       <w:r>
         <w:rPr>
           <w:rFonts w:ascii="Arial" w:hAnsi="Arial" w:eastAsia="Arial"/>
+          <w:b w:val="0"/>
+          <w:i w:val="0"/>
           <w:sz w:val="21"/>
         </w:rPr>
-        <w:t>Bây giờ bạn có thể chọn hình ảnh PC trong khu vực hồ sơ.</w:t>
+        <w:t>4. Bây giờ bạn có thể chọn hình ảnh PC trong khu vực hồ sơ.</w:t>
       </w:r>
     </w:p>
     <w:p>
       <w:pPr>
-        <w:pStyle w:val="ListNumber"/>
         <w:spacing w:after="80"/>
+        <w:ind w:left="360" w:hanging="288"/>
       </w:pPr>
       <w:r>
         <w:rPr>
           <w:rFonts w:ascii="Arial" w:hAnsi="Arial" w:eastAsia="Arial"/>
+          <w:b w:val="0"/>
+          <w:i w:val="0"/>
           <w:sz w:val="21"/>
         </w:rPr>
-        <w:t>Nhập tên bot vào trường `Nhập tên bot.`.</w:t>
+        <w:t xml:space="preserve">5. Nhập tên bot vào trường </w:t>
+      </w:r>
+      <w:r>
+        <w:rPr>
+          <w:rFonts w:ascii="Arial" w:hAnsi="Arial" w:eastAsia="Arial"/>
+          <w:b/>
+          <w:i w:val="0"/>
+          <w:sz w:val="21"/>
+        </w:rPr>
+        <w:t>Nhập tên bot.</w:t>
+      </w:r>
+      <w:r>
+        <w:rPr>
+          <w:rFonts w:ascii="Arial" w:hAnsi="Arial" w:eastAsia="Arial"/>
+          <w:b w:val="0"/>
+          <w:i w:val="0"/>
+          <w:sz w:val="21"/>
+        </w:rPr>
+        <w:t>.</w:t>
       </w:r>
     </w:p>
     <w:p>
       <w:pPr>
-        <w:pStyle w:val="ListNumber"/>
         <w:spacing w:after="80"/>
+        <w:ind w:left="360" w:hanging="288"/>
       </w:pPr>
       <w:r>
         <w:rPr>
           <w:rFonts w:ascii="Arial" w:hAnsi="Arial" w:eastAsia="Arial"/>
+          <w:b w:val="0"/>
+          <w:i w:val="0"/>
           <w:sz w:val="21"/>
         </w:rPr>
-        <w:t>Kiểm tra `Tiếng Hàn` bằng ngôn ngữ.</w:t>
+        <w:t xml:space="preserve">6. Kiểm tra </w:t>
+      </w:r>
+      <w:r>
+        <w:rPr>
+          <w:rFonts w:ascii="Arial" w:hAnsi="Arial" w:eastAsia="Arial"/>
+          <w:b/>
+          <w:i w:val="0"/>
+          <w:sz w:val="21"/>
+        </w:rPr>
+        <w:t>Tiếng Hàn</w:t>
+      </w:r>
+      <w:r>
+        <w:rPr>
+          <w:rFonts w:ascii="Arial" w:hAnsi="Arial" w:eastAsia="Arial"/>
+          <w:b w:val="0"/>
+          <w:i w:val="0"/>
+          <w:sz w:val="21"/>
+        </w:rPr>
+        <w:t xml:space="preserve"> bằng ngôn ngữ.</w:t>
       </w:r>
     </w:p>
     <w:p>
       <w:pPr>
-        <w:pStyle w:val="ListNumber"/>
         <w:spacing w:after="80"/>
+        <w:ind w:left="360" w:hanging="288"/>
       </w:pPr>
       <w:r>
         <w:rPr>
           <w:rFonts w:ascii="Arial" w:hAnsi="Arial" w:eastAsia="Arial"/>
+          <w:b w:val="0"/>
+          <w:i w:val="0"/>
           <w:sz w:val="21"/>
         </w:rPr>
-        <w:t>Nếu cần, hãy nhập phần giới thiệu vào trường `Nhập câu giới thiệu mô tả bot.`.</w:t>
+        <w:t xml:space="preserve">7. Nếu cần, hãy nhập phần giới thiệu vào trường </w:t>
+      </w:r>
+      <w:r>
+        <w:rPr>
+          <w:rFonts w:ascii="Arial" w:hAnsi="Arial" w:eastAsia="Arial"/>
+          <w:b/>
+          <w:i w:val="0"/>
+          <w:sz w:val="21"/>
+        </w:rPr>
+        <w:t>Nhập câu giới thiệu mô tả bot.</w:t>
+      </w:r>
+      <w:r>
+        <w:rPr>
+          <w:rFonts w:ascii="Arial" w:hAnsi="Arial" w:eastAsia="Arial"/>
+          <w:b w:val="0"/>
+          <w:i w:val="0"/>
+          <w:sz w:val="21"/>
+        </w:rPr>
+        <w:t>.</w:t>
       </w:r>
     </w:p>
     <w:p>
@@ -926,6 +1064,8 @@
       <w:r>
         <w:rPr>
           <w:rFonts w:ascii="Arial" w:hAnsi="Arial" w:eastAsia="Arial"/>
+          <w:b w:val="0"/>
+          <w:i w:val="0"/>
           <w:sz w:val="21"/>
         </w:rPr>
         <w:t>Làm cách nào để tránh nhầm lẫn tên bot của tôi với các bot khác?</w:t>
@@ -939,6 +1079,8 @@
       <w:r>
         <w:rPr>
           <w:rFonts w:ascii="Arial" w:hAnsi="Arial" w:eastAsia="Arial"/>
+          <w:b w:val="0"/>
+          <w:i w:val="0"/>
           <w:sz w:val="21"/>
         </w:rPr>
         <w:t>Bạn đã chuẩn bị bài phát biểu dưới dạng một câu chưa?</w:t>
@@ -952,6 +1094,8 @@
       <w:r>
         <w:rPr>
           <w:rFonts w:ascii="Arial" w:hAnsi="Arial" w:eastAsia="Arial"/>
+          <w:b w:val="0"/>
+          <w:i w:val="0"/>
           <w:sz w:val="21"/>
         </w:rPr>
         <w:t>Bạn có sử dụng dữ liệu vận hành thực tế hoặc thông tin cá nhân để nhập bài kiểm tra không?</w:t>
@@ -1018,7 +1162,25 @@
           <w:i w:val="0"/>
           <w:sz w:val="21"/>
         </w:rPr>
-        <w:t>Trong `Phương thức NLU`, chọn một trong các tùy chọn sau:</w:t>
+        <w:t xml:space="preserve">Trong </w:t>
+      </w:r>
+      <w:r>
+        <w:rPr>
+          <w:rFonts w:ascii="Arial" w:hAnsi="Arial" w:eastAsia="Arial"/>
+          <w:b/>
+          <w:i w:val="0"/>
+          <w:sz w:val="21"/>
+        </w:rPr>
+        <w:t>Phương thức NLU</w:t>
+      </w:r>
+      <w:r>
+        <w:rPr>
+          <w:rFonts w:ascii="Arial" w:hAnsi="Arial" w:eastAsia="Arial"/>
+          <w:b w:val="0"/>
+          <w:i w:val="0"/>
+          <w:sz w:val="21"/>
+        </w:rPr>
+        <w:t>, chọn một trong các tùy chọn sau:</w:t>
       </w:r>
     </w:p>
     <w:p>
@@ -1029,9 +1191,11 @@
       <w:r>
         <w:rPr>
           <w:rFonts w:ascii="Arial" w:hAnsi="Arial" w:eastAsia="Arial"/>
+          <w:b/>
+          <w:i w:val="0"/>
           <w:sz w:val="21"/>
         </w:rPr>
-        <w:t>`ML`</w:t>
+        <w:t>ML</w:t>
       </w:r>
     </w:p>
     <w:p>
@@ -1042,9 +1206,11 @@
       <w:r>
         <w:rPr>
           <w:rFonts w:ascii="Arial" w:hAnsi="Arial" w:eastAsia="Arial"/>
+          <w:b/>
+          <w:i w:val="0"/>
           <w:sz w:val="21"/>
         </w:rPr>
-        <w:t>`Semantic - Vector Worker`</w:t>
+        <w:t>Semantic - Vector Worker</w:t>
       </w:r>
     </w:p>
     <w:p>
@@ -1055,9 +1221,11 @@
       <w:r>
         <w:rPr>
           <w:rFonts w:ascii="Arial" w:hAnsi="Arial" w:eastAsia="Arial"/>
+          <w:b/>
+          <w:i w:val="0"/>
           <w:sz w:val="21"/>
         </w:rPr>
-        <w:t>`Semantic - External Embedding`</w:t>
+        <w:t>Semantic - External Embedding</w:t>
       </w:r>
     </w:p>
     <w:p>
@@ -1068,9 +1236,11 @@
       <w:r>
         <w:rPr>
           <w:rFonts w:ascii="Arial" w:hAnsi="Arial" w:eastAsia="Arial"/>
+          <w:b/>
+          <w:i w:val="0"/>
           <w:sz w:val="21"/>
         </w:rPr>
-        <w:t>`LLM Engine`</w:t>
+        <w:t>LLM Engine</w:t>
       </w:r>
     </w:p>
     <w:p>
@@ -1095,7 +1265,43 @@
           <w:i w:val="0"/>
           <w:sz w:val="21"/>
         </w:rPr>
-        <w:t>Kiểu NLU và các mục cài đặt bổ sung phù hợp với phương pháp đã chọn sẽ được hiển thị. Ví dụ: nếu bạn chọn `Semantic - External Embedding`, mô hình nhúng và các mục kết nối Intent Vector DB sẽ được hiển thị và nếu bạn chọn `LLM Engine`, các mục Nhà cung cấp và mô hình chi tiết sẽ được hiển thị.</w:t>
+        <w:t xml:space="preserve">Kiểu NLU và các mục cài đặt bổ sung phù hợp với phương pháp đã chọn sẽ được hiển thị. Ví dụ: nếu bạn chọn </w:t>
+      </w:r>
+      <w:r>
+        <w:rPr>
+          <w:rFonts w:ascii="Arial" w:hAnsi="Arial" w:eastAsia="Arial"/>
+          <w:b/>
+          <w:i w:val="0"/>
+          <w:sz w:val="21"/>
+        </w:rPr>
+        <w:t>Semantic - External Embedding</w:t>
+      </w:r>
+      <w:r>
+        <w:rPr>
+          <w:rFonts w:ascii="Arial" w:hAnsi="Arial" w:eastAsia="Arial"/>
+          <w:b w:val="0"/>
+          <w:i w:val="0"/>
+          <w:sz w:val="21"/>
+        </w:rPr>
+        <w:t xml:space="preserve">, mô hình nhúng và các mục kết nối Intent Vector DB sẽ được hiển thị và nếu bạn chọn </w:t>
+      </w:r>
+      <w:r>
+        <w:rPr>
+          <w:rFonts w:ascii="Arial" w:hAnsi="Arial" w:eastAsia="Arial"/>
+          <w:b/>
+          <w:i w:val="0"/>
+          <w:sz w:val="21"/>
+        </w:rPr>
+        <w:t>LLM Engine</w:t>
+      </w:r>
+      <w:r>
+        <w:rPr>
+          <w:rFonts w:ascii="Arial" w:hAnsi="Arial" w:eastAsia="Arial"/>
+          <w:b w:val="0"/>
+          <w:i w:val="0"/>
+          <w:sz w:val="21"/>
+        </w:rPr>
+        <w:t>, các mục Nhà cung cấp và mô hình chi tiết sẽ được hiển thị.</w:t>
       </w:r>
     </w:p>
     <w:p>
@@ -1120,6 +1326,8 @@
       <w:r>
         <w:rPr>
           <w:rFonts w:ascii="Arial" w:hAnsi="Arial" w:eastAsia="Arial"/>
+          <w:b w:val="0"/>
+          <w:i w:val="0"/>
           <w:sz w:val="21"/>
         </w:rPr>
         <w:t>Xem lại ML làm điểm khởi đầu để trực tiếp thiết kế các câu và ý định học tập.</w:t>
@@ -1133,6 +1341,8 @@
       <w:r>
         <w:rPr>
           <w:rFonts w:ascii="Arial" w:hAnsi="Arial" w:eastAsia="Arial"/>
+          <w:b w:val="0"/>
+          <w:i w:val="0"/>
           <w:sz w:val="21"/>
         </w:rPr>
         <w:t>Nếu cấu trúc sử dụng tính tương tự về ngữ nghĩa và Vector DB, hãy xem xét Ngữ nghĩa.</w:t>
@@ -1146,6 +1356,8 @@
       <w:r>
         <w:rPr>
           <w:rFonts w:ascii="Arial" w:hAnsi="Arial" w:eastAsia="Arial"/>
+          <w:b w:val="0"/>
+          <w:i w:val="0"/>
           <w:sz w:val="21"/>
         </w:rPr>
         <w:t>Xem lại LLM nếu bạn đã sẵn sàng vận hành mô hình với Nhà cung cấp LLM.</w:t>
@@ -1159,7 +1371,25 @@
           <w:i w:val="0"/>
           <w:sz w:val="21"/>
         </w:rPr>
-        <w:t>Để biết lựa chọn cụ thể, hãy tham khảo [Bảng so sánh động cơ](../cga-nlu-guide/engine-comparison.md).</w:t>
+        <w:t xml:space="preserve">Để biết lựa chọn cụ thể, hãy tham khảo </w:t>
+      </w:r>
+      <w:r>
+        <w:rPr>
+          <w:rFonts w:ascii="Arial" w:hAnsi="Arial" w:eastAsia="Arial"/>
+          <w:b w:val="0"/>
+          <w:i w:val="0"/>
+          <w:sz w:val="21"/>
+        </w:rPr>
+        <w:t>Bảng so sánh động cơ</w:t>
+      </w:r>
+      <w:r>
+        <w:rPr>
+          <w:rFonts w:ascii="Arial" w:hAnsi="Arial" w:eastAsia="Arial"/>
+          <w:b w:val="0"/>
+          <w:i w:val="0"/>
+          <w:sz w:val="21"/>
+        </w:rPr>
+        <w:t>.</w:t>
       </w:r>
     </w:p>
     <w:p>
@@ -1217,54 +1447,170 @@
     </w:p>
     <w:p>
       <w:pPr>
-        <w:pStyle w:val="ListNumber"/>
         <w:spacing w:after="80"/>
+        <w:ind w:left="360" w:hanging="288"/>
       </w:pPr>
       <w:r>
         <w:rPr>
           <w:rFonts w:ascii="Arial" w:hAnsi="Arial" w:eastAsia="Arial"/>
+          <w:b w:val="0"/>
+          <w:i w:val="0"/>
           <w:sz w:val="21"/>
         </w:rPr>
-        <w:t>Kiểm tra các mẫu có sẵn trong `Mô hình NLU`.</w:t>
+        <w:t xml:space="preserve">1. Kiểm tra các mẫu có sẵn trong </w:t>
+      </w:r>
+      <w:r>
+        <w:rPr>
+          <w:rFonts w:ascii="Arial" w:hAnsi="Arial" w:eastAsia="Arial"/>
+          <w:b/>
+          <w:i w:val="0"/>
+          <w:sz w:val="21"/>
+        </w:rPr>
+        <w:t>Mô hình NLU</w:t>
+      </w:r>
+      <w:r>
+        <w:rPr>
+          <w:rFonts w:ascii="Arial" w:hAnsi="Arial" w:eastAsia="Arial"/>
+          <w:b w:val="0"/>
+          <w:i w:val="0"/>
+          <w:sz w:val="21"/>
+        </w:rPr>
+        <w:t>.</w:t>
       </w:r>
     </w:p>
     <w:p>
       <w:pPr>
-        <w:pStyle w:val="ListNumber"/>
         <w:spacing w:after="80"/>
+        <w:ind w:left="360" w:hanging="288"/>
       </w:pPr>
       <w:r>
         <w:rPr>
           <w:rFonts w:ascii="Arial" w:hAnsi="Arial" w:eastAsia="Arial"/>
+          <w:b w:val="0"/>
+          <w:i w:val="0"/>
           <w:sz w:val="21"/>
         </w:rPr>
-        <w:t>Trong `Phương thức trả lời`, hãy kiểm tra xem mục nào có thể được chọn trong số câu trả lời đã đặt, câu trả lời RAG của Công cụ Ngữ nghĩa, câu trả lời RAG của Công cụ LLM và câu trả lời của Công cụ LLM.</w:t>
+        <w:t xml:space="preserve">2. Trong </w:t>
+      </w:r>
+      <w:r>
+        <w:rPr>
+          <w:rFonts w:ascii="Arial" w:hAnsi="Arial" w:eastAsia="Arial"/>
+          <w:b/>
+          <w:i w:val="0"/>
+          <w:sz w:val="21"/>
+        </w:rPr>
+        <w:t>Phương thức trả lời</w:t>
+      </w:r>
+      <w:r>
+        <w:rPr>
+          <w:rFonts w:ascii="Arial" w:hAnsi="Arial" w:eastAsia="Arial"/>
+          <w:b w:val="0"/>
+          <w:i w:val="0"/>
+          <w:sz w:val="21"/>
+        </w:rPr>
+        <w:t>, hãy kiểm tra xem mục nào có thể được chọn trong số câu trả lời đã đặt, câu trả lời RAG của Công cụ Ngữ nghĩa, câu trả lời RAG của Công cụ LLM và câu trả lời của Công cụ LLM.</w:t>
       </w:r>
     </w:p>
     <w:p>
       <w:pPr>
-        <w:pStyle w:val="ListNumber"/>
         <w:spacing w:after="80"/>
+        <w:ind w:left="360" w:hanging="288"/>
       </w:pPr>
       <w:r>
         <w:rPr>
           <w:rFonts w:ascii="Arial" w:hAnsi="Arial" w:eastAsia="Arial"/>
+          <w:b w:val="0"/>
+          <w:i w:val="0"/>
           <w:sz w:val="21"/>
         </w:rPr>
-        <w:t>Kiểm tra trạng thái hỗ trợ của tổ hợp lựa chọn.</w:t>
+        <w:t>3. Kiểm tra trạng thái hỗ trợ của tổ hợp lựa chọn.</w:t>
       </w:r>
     </w:p>
     <w:p>
       <w:pPr>
-        <w:pStyle w:val="ListNumber"/>
         <w:spacing w:after="80"/>
+        <w:ind w:left="360" w:hanging="288"/>
       </w:pPr>
       <w:r>
         <w:rPr>
           <w:rFonts w:ascii="Arial" w:hAnsi="Arial" w:eastAsia="Arial"/>
+          <w:b w:val="0"/>
+          <w:i w:val="0"/>
           <w:sz w:val="21"/>
         </w:rPr>
-        <w:t>Khi kiểm tra cài đặt lần đầu tiên, hãy đảm bảo rằng tổ hợp `ML` + `DeepLearning Lite` + `Câu trả lời cố định` được hiển thị dưới dạng `Sẵn sàng chạy/huấn luyện`.</w:t>
+        <w:t xml:space="preserve">4. Khi kiểm tra cài đặt lần đầu tiên, hãy đảm bảo rằng tổ hợp </w:t>
+      </w:r>
+      <w:r>
+        <w:rPr>
+          <w:rFonts w:ascii="Arial" w:hAnsi="Arial" w:eastAsia="Arial"/>
+          <w:b/>
+          <w:i w:val="0"/>
+          <w:sz w:val="21"/>
+        </w:rPr>
+        <w:t>ML</w:t>
+      </w:r>
+      <w:r>
+        <w:rPr>
+          <w:rFonts w:ascii="Arial" w:hAnsi="Arial" w:eastAsia="Arial"/>
+          <w:b w:val="0"/>
+          <w:i w:val="0"/>
+          <w:sz w:val="21"/>
+        </w:rPr>
+        <w:t xml:space="preserve"> + </w:t>
+      </w:r>
+      <w:r>
+        <w:rPr>
+          <w:rFonts w:ascii="Arial" w:hAnsi="Arial" w:eastAsia="Arial"/>
+          <w:b/>
+          <w:i w:val="0"/>
+          <w:sz w:val="21"/>
+        </w:rPr>
+        <w:t>DeepLearning Lite</w:t>
+      </w:r>
+      <w:r>
+        <w:rPr>
+          <w:rFonts w:ascii="Arial" w:hAnsi="Arial" w:eastAsia="Arial"/>
+          <w:b w:val="0"/>
+          <w:i w:val="0"/>
+          <w:sz w:val="21"/>
+        </w:rPr>
+        <w:t xml:space="preserve"> + </w:t>
+      </w:r>
+      <w:r>
+        <w:rPr>
+          <w:rFonts w:ascii="Arial" w:hAnsi="Arial" w:eastAsia="Arial"/>
+          <w:b/>
+          <w:i w:val="0"/>
+          <w:sz w:val="21"/>
+        </w:rPr>
+        <w:t>Câu trả lời cố định</w:t>
+      </w:r>
+      <w:r>
+        <w:rPr>
+          <w:rFonts w:ascii="Arial" w:hAnsi="Arial" w:eastAsia="Arial"/>
+          <w:b w:val="0"/>
+          <w:i w:val="0"/>
+          <w:sz w:val="21"/>
+        </w:rPr>
+        <w:t xml:space="preserve"> được hiển thị dưới dạng </w:t>
+      </w:r>
+      <w:r>
+        <w:rPr>
+          <w:rFonts w:ascii="Arial" w:hAnsi="Arial" w:eastAsia="Arial"/>
+          <w:b/>
+          <w:i w:val="0"/>
+          <w:sz w:val="21"/>
+        </w:rPr>
+        <w:t>Sẵn sàng chạy/huấn luyện</w:t>
+      </w:r>
+      <w:r>
+        <w:rPr>
+          <w:rFonts w:ascii="Arial" w:hAnsi="Arial" w:eastAsia="Arial"/>
+          <w:b w:val="0"/>
+          <w:i w:val="0"/>
+          <w:sz w:val="21"/>
+        </w:rPr>
+        <w:t>.</w:t>
       </w:r>
     </w:p>
     <w:p>
@@ -1436,7 +1782,25 @@
           <w:i w:val="0"/>
           <w:sz w:val="21"/>
         </w:rPr>
-        <w:t>Việc tạo dữ liệu chi tiết và cải thiện chất lượng cho từng công cụ được đề cập trong chương tương ứng của [Hướng dẫn sử dụng NLU](../cga-nlu-guide/README.md).</w:t>
+        <w:t xml:space="preserve">Việc tạo dữ liệu chi tiết và cải thiện chất lượng cho từng công cụ được đề cập trong chương tương ứng của </w:t>
+      </w:r>
+      <w:r>
+        <w:rPr>
+          <w:rFonts w:ascii="Arial" w:hAnsi="Arial" w:eastAsia="Arial"/>
+          <w:b w:val="0"/>
+          <w:i w:val="0"/>
+          <w:sz w:val="21"/>
+        </w:rPr>
+        <w:t>Hướng dẫn sử dụng NLU</w:t>
+      </w:r>
+      <w:r>
+        <w:rPr>
+          <w:rFonts w:ascii="Arial" w:hAnsi="Arial" w:eastAsia="Arial"/>
+          <w:b w:val="0"/>
+          <w:i w:val="0"/>
+          <w:sz w:val="21"/>
+        </w:rPr>
+        <w:t>.</w:t>
       </w:r>
     </w:p>
     <w:p>
@@ -1494,67 +1858,95 @@
     </w:p>
     <w:p>
       <w:pPr>
-        <w:pStyle w:val="ListNumber"/>
         <w:spacing w:after="80"/>
+        <w:ind w:left="360" w:hanging="288"/>
       </w:pPr>
       <w:r>
         <w:rPr>
           <w:rFonts w:ascii="Arial" w:hAnsi="Arial" w:eastAsia="Arial"/>
+          <w:b w:val="0"/>
+          <w:i w:val="0"/>
           <w:sz w:val="21"/>
         </w:rPr>
-        <w:t>Kiểm tra lại các giá trị đầu vào và tổ hợp động cơ.</w:t>
+        <w:t>1. Kiểm tra lại các giá trị đầu vào và tổ hợp động cơ.</w:t>
       </w:r>
     </w:p>
     <w:p>
       <w:pPr>
-        <w:pStyle w:val="ListNumber"/>
         <w:spacing w:after="80"/>
+        <w:ind w:left="360" w:hanging="288"/>
       </w:pPr>
       <w:r>
         <w:rPr>
           <w:rFonts w:ascii="Arial" w:hAnsi="Arial" w:eastAsia="Arial"/>
+          <w:b w:val="0"/>
+          <w:i w:val="0"/>
           <w:sz w:val="21"/>
         </w:rPr>
-        <w:t>Chọn nút `Xác nhận` trên màn hình tạo.</w:t>
+        <w:t xml:space="preserve">2. Chọn nút </w:t>
+      </w:r>
+      <w:r>
+        <w:rPr>
+          <w:rFonts w:ascii="Arial" w:hAnsi="Arial" w:eastAsia="Arial"/>
+          <w:b/>
+          <w:i w:val="0"/>
+          <w:sz w:val="21"/>
+        </w:rPr>
+        <w:t>Xác nhận</w:t>
+      </w:r>
+      <w:r>
+        <w:rPr>
+          <w:rFonts w:ascii="Arial" w:hAnsi="Arial" w:eastAsia="Arial"/>
+          <w:b w:val="0"/>
+          <w:i w:val="0"/>
+          <w:sz w:val="21"/>
+        </w:rPr>
+        <w:t xml:space="preserve"> trên màn hình tạo.</w:t>
       </w:r>
     </w:p>
     <w:p>
       <w:pPr>
-        <w:pStyle w:val="ListNumber"/>
         <w:spacing w:after="80"/>
+        <w:ind w:left="360" w:hanging="288"/>
       </w:pPr>
       <w:r>
         <w:rPr>
           <w:rFonts w:ascii="Arial" w:hAnsi="Arial" w:eastAsia="Arial"/>
+          <w:b w:val="0"/>
+          <w:i w:val="0"/>
           <w:sz w:val="21"/>
         </w:rPr>
-        <w:t>Kiểm tra kết quả tạo và trạng thái phiên bản.</w:t>
+        <w:t>3. Kiểm tra kết quả tạo và trạng thái phiên bản.</w:t>
       </w:r>
     </w:p>
     <w:p>
       <w:pPr>
-        <w:pStyle w:val="ListNumber"/>
         <w:spacing w:after="80"/>
+        <w:ind w:left="360" w:hanging="288"/>
       </w:pPr>
       <w:r>
         <w:rPr>
           <w:rFonts w:ascii="Arial" w:hAnsi="Arial" w:eastAsia="Arial"/>
+          <w:b w:val="0"/>
+          <w:i w:val="0"/>
           <w:sz w:val="21"/>
         </w:rPr>
-        <w:t>Chạy mọi công việc đào tạo hoặc chuẩn bị chỉ mục cần thiết cho công cụ đã chọn.</w:t>
+        <w:t>4. Chạy mọi công việc đào tạo hoặc chuẩn bị chỉ mục cần thiết cho công cụ đã chọn.</w:t>
       </w:r>
     </w:p>
     <w:p>
       <w:pPr>
-        <w:pStyle w:val="ListNumber"/>
         <w:spacing w:after="80"/>
+        <w:ind w:left="360" w:hanging="288"/>
       </w:pPr>
       <w:r>
         <w:rPr>
           <w:rFonts w:ascii="Arial" w:hAnsi="Arial" w:eastAsia="Arial"/>
+          <w:b w:val="0"/>
+          <w:i w:val="0"/>
           <w:sz w:val="21"/>
         </w:rPr>
-        <w:t>Xác minh rằng trạng thái đã thay đổi thành Đã hoàn thành hoặc Có sẵn.</w:t>
+        <w:t>5. Xác minh rằng trạng thái đã thay đổi thành Đã hoàn thành hoặc Có sẵn.</w:t>
       </w:r>
     </w:p>
     <w:p>
@@ -1604,7 +1996,61 @@
           <w:i w:val="0"/>
           <w:sz w:val="21"/>
         </w:rPr>
-        <w:t>Nếu nút học thay đổi thành `Đang huấn luyện` và sau khi làm mới, nó lại hiển thị `Huấn luyện` và `Chưa huấn luyện` thì việc học không thành công. Chúng tôi kiểm tra thời gian và trạng thái hoàn thành trong yêu cầu lịch sử đào tạo và nếu không có kết quả, chúng tôi sẽ không sử dụng bài kiểm tra mô phỏng để kiểm tra chất lượng.</w:t>
+        <w:t xml:space="preserve">Nếu nút học thay đổi thành </w:t>
+      </w:r>
+      <w:r>
+        <w:rPr>
+          <w:rFonts w:ascii="Arial" w:hAnsi="Arial" w:eastAsia="Arial"/>
+          <w:b/>
+          <w:i w:val="0"/>
+          <w:sz w:val="21"/>
+        </w:rPr>
+        <w:t>Đang huấn luyện</w:t>
+      </w:r>
+      <w:r>
+        <w:rPr>
+          <w:rFonts w:ascii="Arial" w:hAnsi="Arial" w:eastAsia="Arial"/>
+          <w:b w:val="0"/>
+          <w:i w:val="0"/>
+          <w:sz w:val="21"/>
+        </w:rPr>
+        <w:t xml:space="preserve"> và sau khi làm mới, nó lại hiển thị </w:t>
+      </w:r>
+      <w:r>
+        <w:rPr>
+          <w:rFonts w:ascii="Arial" w:hAnsi="Arial" w:eastAsia="Arial"/>
+          <w:b/>
+          <w:i w:val="0"/>
+          <w:sz w:val="21"/>
+        </w:rPr>
+        <w:t>Huấn luyện</w:t>
+      </w:r>
+      <w:r>
+        <w:rPr>
+          <w:rFonts w:ascii="Arial" w:hAnsi="Arial" w:eastAsia="Arial"/>
+          <w:b w:val="0"/>
+          <w:i w:val="0"/>
+          <w:sz w:val="21"/>
+        </w:rPr>
+        <w:t xml:space="preserve"> và </w:t>
+      </w:r>
+      <w:r>
+        <w:rPr>
+          <w:rFonts w:ascii="Arial" w:hAnsi="Arial" w:eastAsia="Arial"/>
+          <w:b/>
+          <w:i w:val="0"/>
+          <w:sz w:val="21"/>
+        </w:rPr>
+        <w:t>Chưa huấn luyện</w:t>
+      </w:r>
+      <w:r>
+        <w:rPr>
+          <w:rFonts w:ascii="Arial" w:hAnsi="Arial" w:eastAsia="Arial"/>
+          <w:b w:val="0"/>
+          <w:i w:val="0"/>
+          <w:sz w:val="21"/>
+        </w:rPr>
+        <w:t xml:space="preserve"> thì việc học không thành công. Chúng tôi kiểm tra thời gian và trạng thái hoàn thành trong yêu cầu lịch sử đào tạo và nếu không có kết quả, chúng tôi sẽ không sử dụng bài kiểm tra mô phỏng để kiểm tra chất lượng.</w:t>
       </w:r>
     </w:p>
     <w:p>
@@ -1662,54 +2108,62 @@
     </w:p>
     <w:p>
       <w:pPr>
-        <w:pStyle w:val="ListNumber"/>
         <w:spacing w:after="80"/>
+        <w:ind w:left="360" w:hanging="288"/>
       </w:pPr>
       <w:r>
         <w:rPr>
           <w:rFonts w:ascii="Arial" w:hAnsi="Arial" w:eastAsia="Arial"/>
+          <w:b w:val="0"/>
+          <w:i w:val="0"/>
           <w:sz w:val="21"/>
         </w:rPr>
-        <w:t>Chuyển đến màn hình phiên bản làm việc của bot bạn đã tạo.</w:t>
+        <w:t>1. Chuyển đến màn hình phiên bản làm việc của bot bạn đã tạo.</w:t>
       </w:r>
     </w:p>
     <w:p>
       <w:pPr>
-        <w:pStyle w:val="ListNumber"/>
         <w:spacing w:after="80"/>
+        <w:ind w:left="360" w:hanging="288"/>
       </w:pPr>
       <w:r>
         <w:rPr>
           <w:rFonts w:ascii="Arial" w:hAnsi="Arial" w:eastAsia="Arial"/>
+          <w:b w:val="0"/>
+          <w:i w:val="0"/>
           <w:sz w:val="21"/>
         </w:rPr>
-        <w:t>Mở trình mô phỏng.</w:t>
+        <w:t>2. Mở trình mô phỏng.</w:t>
       </w:r>
     </w:p>
     <w:p>
       <w:pPr>
-        <w:pStyle w:val="ListNumber"/>
         <w:spacing w:after="80"/>
+        <w:ind w:left="360" w:hanging="288"/>
       </w:pPr>
       <w:r>
         <w:rPr>
           <w:rFonts w:ascii="Arial" w:hAnsi="Arial" w:eastAsia="Arial"/>
+          <w:b w:val="0"/>
+          <w:i w:val="0"/>
           <w:sz w:val="21"/>
         </w:rPr>
-        <w:t>Nhập câu kiểm tra ngắn mà bạn đã chuẩn bị.</w:t>
+        <w:t>3. Nhập câu kiểm tra ngắn mà bạn đã chuẩn bị.</w:t>
       </w:r>
     </w:p>
     <w:p>
       <w:pPr>
-        <w:pStyle w:val="ListNumber"/>
         <w:spacing w:after="80"/>
+        <w:ind w:left="360" w:hanging="288"/>
       </w:pPr>
       <w:r>
         <w:rPr>
           <w:rFonts w:ascii="Arial" w:hAnsi="Arial" w:eastAsia="Arial"/>
+          <w:b w:val="0"/>
+          <w:i w:val="0"/>
           <w:sz w:val="21"/>
         </w:rPr>
-        <w:t>Chạy thử nghiệm.</w:t>
+        <w:t>4. Chạy thử nghiệm.</w:t>
       </w:r>
     </w:p>
     <w:p>
@@ -1764,67 +2218,77 @@
     </w:p>
     <w:p>
       <w:pPr>
-        <w:pStyle w:val="ListNumber"/>
         <w:spacing w:after="80"/>
+        <w:ind w:left="360" w:hanging="288"/>
       </w:pPr>
       <w:r>
         <w:rPr>
           <w:rFonts w:ascii="Arial" w:hAnsi="Arial" w:eastAsia="Arial"/>
+          <w:b w:val="0"/>
+          <w:i w:val="0"/>
           <w:sz w:val="21"/>
         </w:rPr>
-        <w:t>Xác minh rằng bot và phiên bản hiện được chọn có đủ điều kiện để thử nghiệm.</w:t>
+        <w:t>1. Xác minh rằng bot và phiên bản hiện được chọn có đủ điều kiện để thử nghiệm.</w:t>
       </w:r>
     </w:p>
     <w:p>
       <w:pPr>
-        <w:pStyle w:val="ListNumber"/>
         <w:spacing w:after="80"/>
+        <w:ind w:left="360" w:hanging="288"/>
       </w:pPr>
       <w:r>
         <w:rPr>
           <w:rFonts w:ascii="Arial" w:hAnsi="Arial" w:eastAsia="Arial"/>
+          <w:b w:val="0"/>
+          <w:i w:val="0"/>
           <w:sz w:val="21"/>
         </w:rPr>
-        <w:t>Kiểm tra trạng thái kết hợp của phương pháp NLU, mô hình và phương pháp trả lời.</w:t>
+        <w:t>2. Kiểm tra trạng thái kết hợp của phương pháp NLU, mô hình và phương pháp trả lời.</w:t>
       </w:r>
     </w:p>
     <w:p>
       <w:pPr>
-        <w:pStyle w:val="ListNumber"/>
         <w:spacing w:after="80"/>
+        <w:ind w:left="360" w:hanging="288"/>
       </w:pPr>
       <w:r>
         <w:rPr>
           <w:rFonts w:ascii="Arial" w:hAnsi="Arial" w:eastAsia="Arial"/>
+          <w:b w:val="0"/>
+          <w:i w:val="0"/>
           <w:sz w:val="21"/>
         </w:rPr>
-        <w:t>Kiểm tra trạng thái sẵn sàng đào tạo hoặc lập chỉ mục và thông báo lỗi.</w:t>
+        <w:t>3. Kiểm tra trạng thái sẵn sàng đào tạo hoặc lập chỉ mục và thông báo lỗi.</w:t>
       </w:r>
     </w:p>
     <w:p>
       <w:pPr>
-        <w:pStyle w:val="ListNumber"/>
         <w:spacing w:after="80"/>
+        <w:ind w:left="360" w:hanging="288"/>
       </w:pPr>
       <w:r>
         <w:rPr>
           <w:rFonts w:ascii="Arial" w:hAnsi="Arial" w:eastAsia="Arial"/>
+          <w:b w:val="0"/>
+          <w:i w:val="0"/>
           <w:sz w:val="21"/>
         </w:rPr>
-        <w:t>Nhập lại cách phát âm đại diện và các cách phát biểu biến thể khác tương ứng.</w:t>
+        <w:t>4. Nhập lại cách phát âm đại diện và các cách phát biểu biến thể khác tương ứng.</w:t>
       </w:r>
     </w:p>
     <w:p>
       <w:pPr>
-        <w:pStyle w:val="ListNumber"/>
         <w:spacing w:after="80"/>
+        <w:ind w:left="360" w:hanging="288"/>
       </w:pPr>
       <w:r>
         <w:rPr>
           <w:rFonts w:ascii="Arial" w:hAnsi="Arial" w:eastAsia="Arial"/>
+          <w:b w:val="0"/>
+          <w:i w:val="0"/>
           <w:sz w:val="21"/>
         </w:rPr>
-        <w:t>Nếu lỗi vẫn tiếp tục, bot, phiên bản, động cơ, hoạt động và thời gian lỗi sẽ được ghi lại và gửi đến người quản lý vận hành.</w:t>
+        <w:t>5. Nếu lỗi vẫn tiếp tục, bot, phiên bản, động cơ, hoạt động và thời gian lỗi sẽ được ghi lại và gửi đến người quản lý vận hành.</w:t>
       </w:r>
     </w:p>
     <w:p>
@@ -1860,6 +2324,8 @@
       <w:r>
         <w:rPr>
           <w:rFonts w:ascii="Arial" w:hAnsi="Arial" w:eastAsia="Arial"/>
+          <w:b w:val="0"/>
+          <w:i w:val="0"/>
           <w:sz w:val="21"/>
         </w:rPr>
         <w:t>Trình mô phỏng: Phát ngôn đầu vào và phản hồi ngay lập tức</w:t>
@@ -1873,6 +2339,8 @@
       <w:r>
         <w:rPr>
           <w:rFonts w:ascii="Arial" w:hAnsi="Arial" w:eastAsia="Arial"/>
+          <w:b w:val="0"/>
+          <w:i w:val="0"/>
           <w:sz w:val="21"/>
         </w:rPr>
         <w:t>Phân tích: Kết quả phân loại tích lũy và các bước áp dụng</w:t>
@@ -1886,6 +2354,8 @@
       <w:r>
         <w:rPr>
           <w:rFonts w:ascii="Arial" w:hAnsi="Arial" w:eastAsia="Arial"/>
+          <w:b w:val="0"/>
+          <w:i w:val="0"/>
           <w:sz w:val="21"/>
         </w:rPr>
         <w:t>Đánh giá: Dữ liệu và kết quả đánh giá</w:t>
@@ -1899,6 +2369,8 @@
       <w:r>
         <w:rPr>
           <w:rFonts w:ascii="Arial" w:hAnsi="Arial" w:eastAsia="Arial"/>
+          <w:b w:val="0"/>
+          <w:i w:val="0"/>
           <w:sz w:val="21"/>
         </w:rPr>
         <w:t>Lịch sử hội thoại: Lịch sử hội thoại đã lưu</w:t>
@@ -1926,6 +2398,354 @@
           <w:i w:val="0"/>
           <w:sz w:val="21"/>
         </w:rPr>
+        <w:t>Sử dụng Getting Started trên màn hình</w:t>
+      </w:r>
+    </w:p>
+    <w:p>
+      <w:r>
+        <w:rPr>
+          <w:rFonts w:ascii="Arial" w:hAnsi="Arial" w:eastAsia="Arial"/>
+          <w:b w:val="0"/>
+          <w:i w:val="0"/>
+          <w:sz w:val="21"/>
+        </w:rPr>
+        <w:t xml:space="preserve">Mở </w:t>
+      </w:r>
+      <w:r>
+        <w:rPr>
+          <w:rFonts w:ascii="Arial" w:hAnsi="Arial" w:eastAsia="Arial"/>
+          <w:b/>
+          <w:i w:val="0"/>
+          <w:sz w:val="21"/>
+        </w:rPr>
+        <w:t>?</w:t>
+      </w:r>
+      <w:r>
+        <w:rPr>
+          <w:rFonts w:ascii="Arial" w:hAnsi="Arial" w:eastAsia="Arial"/>
+          <w:b w:val="0"/>
+          <w:i w:val="0"/>
+          <w:sz w:val="21"/>
+        </w:rPr>
+        <w:t xml:space="preserve"> ở góc dưới bên trái và chọn </w:t>
+      </w:r>
+      <w:r>
+        <w:rPr>
+          <w:rFonts w:ascii="Arial" w:hAnsi="Arial" w:eastAsia="Arial"/>
+          <w:b/>
+          <w:i w:val="0"/>
+          <w:sz w:val="21"/>
+        </w:rPr>
+        <w:t>Bắt đầu</w:t>
+      </w:r>
+      <w:r>
+        <w:rPr>
+          <w:rFonts w:ascii="Arial" w:hAnsi="Arial" w:eastAsia="Arial"/>
+          <w:b w:val="0"/>
+          <w:i w:val="0"/>
+          <w:sz w:val="21"/>
+        </w:rPr>
+        <w:t>. Hướng dẫn hiển thị trên màn hình CGA hiện tại và có thể đóng bất kỳ lúc nào.</w:t>
+      </w:r>
+    </w:p>
+    <w:tbl>
+      <w:tblPr>
+        <w:tblStyle w:val="TableGrid"/>
+        <w:tblW w:type="dxa" w:w="9360"/>
+        <w:jc w:val="left"/>
+        <w:tblLayout w:type="fixed"/>
+        <w:tblLook w:firstColumn="1" w:firstRow="1" w:lastColumn="0" w:lastRow="0" w:noHBand="0" w:noVBand="1" w:val="04A0"/>
+      </w:tblPr>
+      <w:tblGrid>
+        <w:gridCol w:w="4680"/>
+        <w:gridCol w:w="4680"/>
+      </w:tblGrid>
+      <w:tr>
+        <w:tc>
+          <w:tcPr>
+            <w:tcW w:type="dxa" w:w="4680"/>
+            <w:vAlign w:val="center"/>
+            <w:tcMar>
+              <w:top w:w="80" w:type="dxa"/>
+              <w:start w:w="120" w:type="dxa"/>
+              <w:bottom w:w="80" w:type="dxa"/>
+              <w:end w:w="120" w:type="dxa"/>
+            </w:tcMar>
+            <w:shd w:fill="E8EEF5"/>
+          </w:tcPr>
+          <w:p>
+            <w:pPr>
+              <w:spacing w:after="40"/>
+            </w:pPr>
+            <w:r/>
+            <w:r>
+              <w:rPr>
+                <w:rFonts w:ascii="Arial" w:hAnsi="Arial" w:eastAsia="Arial"/>
+                <w:b/>
+                <w:i w:val="0"/>
+                <w:color w:val="1F4D78"/>
+                <w:sz w:val="18"/>
+              </w:rPr>
+              <w:t>Quy trình</w:t>
+            </w:r>
+          </w:p>
+        </w:tc>
+        <w:tc>
+          <w:tcPr>
+            <w:tcW w:type="dxa" w:w="4680"/>
+            <w:vAlign w:val="center"/>
+            <w:tcMar>
+              <w:top w:w="80" w:type="dxa"/>
+              <w:start w:w="120" w:type="dxa"/>
+              <w:bottom w:w="80" w:type="dxa"/>
+              <w:end w:w="120" w:type="dxa"/>
+            </w:tcMar>
+            <w:shd w:fill="E8EEF5"/>
+          </w:tcPr>
+          <w:p>
+            <w:pPr>
+              <w:spacing w:after="40"/>
+            </w:pPr>
+            <w:r/>
+            <w:r>
+              <w:rPr>
+                <w:rFonts w:ascii="Arial" w:hAnsi="Arial" w:eastAsia="Arial"/>
+                <w:b/>
+                <w:i w:val="0"/>
+                <w:color w:val="1F4D78"/>
+                <w:sz w:val="18"/>
+              </w:rPr>
+              <w:t>Tám bước</w:t>
+            </w:r>
+          </w:p>
+        </w:tc>
+      </w:tr>
+      <w:tr>
+        <w:tc>
+          <w:tcPr>
+            <w:tcW w:type="dxa" w:w="4680"/>
+            <w:vAlign w:val="center"/>
+            <w:tcMar>
+              <w:top w:w="80" w:type="dxa"/>
+              <w:start w:w="120" w:type="dxa"/>
+              <w:bottom w:w="80" w:type="dxa"/>
+              <w:end w:w="120" w:type="dxa"/>
+            </w:tcMar>
+          </w:tcPr>
+          <w:p>
+            <w:pPr>
+              <w:spacing w:after="40"/>
+            </w:pPr>
+            <w:r/>
+            <w:r>
+              <w:rPr>
+                <w:rFonts w:ascii="Arial" w:hAnsi="Arial" w:eastAsia="Arial"/>
+                <w:b w:val="0"/>
+                <w:i w:val="0"/>
+                <w:sz w:val="18"/>
+              </w:rPr>
+              <w:t>Khám phá menu</w:t>
+            </w:r>
+          </w:p>
+        </w:tc>
+        <w:tc>
+          <w:tcPr>
+            <w:tcW w:type="dxa" w:w="4680"/>
+            <w:vAlign w:val="center"/>
+            <w:tcMar>
+              <w:top w:w="80" w:type="dxa"/>
+              <w:start w:w="120" w:type="dxa"/>
+              <w:bottom w:w="80" w:type="dxa"/>
+              <w:end w:w="120" w:type="dxa"/>
+            </w:tcMar>
+          </w:tcPr>
+          <w:p>
+            <w:pPr>
+              <w:spacing w:after="40"/>
+            </w:pPr>
+            <w:r/>
+            <w:r>
+              <w:rPr>
+                <w:rFonts w:ascii="Arial" w:hAnsi="Arial" w:eastAsia="Arial"/>
+                <w:b w:val="0"/>
+                <w:i w:val="0"/>
+                <w:sz w:val="18"/>
+              </w:rPr>
+              <w:t>Bot → API → Admin → ý định và câu huấn luyện → thực thể và từ điển → đánh giá → huấn luyện lại → phân tích</w:t>
+            </w:r>
+          </w:p>
+        </w:tc>
+      </w:tr>
+      <w:tr>
+        <w:tc>
+          <w:tcPr>
+            <w:tcW w:type="dxa" w:w="4680"/>
+            <w:vAlign w:val="center"/>
+            <w:tcMar>
+              <w:top w:w="80" w:type="dxa"/>
+              <w:start w:w="120" w:type="dxa"/>
+              <w:bottom w:w="80" w:type="dxa"/>
+              <w:end w:w="120" w:type="dxa"/>
+            </w:tcMar>
+          </w:tcPr>
+          <w:p>
+            <w:pPr>
+              <w:spacing w:after="40"/>
+            </w:pPr>
+            <w:r/>
+            <w:r>
+              <w:rPr>
+                <w:rFonts w:ascii="Arial" w:hAnsi="Arial" w:eastAsia="Arial"/>
+                <w:b w:val="0"/>
+                <w:i w:val="0"/>
+                <w:sz w:val="18"/>
+              </w:rPr>
+              <w:t>Tạo bot</w:t>
+            </w:r>
+          </w:p>
+        </w:tc>
+        <w:tc>
+          <w:tcPr>
+            <w:tcW w:type="dxa" w:w="4680"/>
+            <w:vAlign w:val="center"/>
+            <w:tcMar>
+              <w:top w:w="80" w:type="dxa"/>
+              <w:start w:w="120" w:type="dxa"/>
+              <w:bottom w:w="80" w:type="dxa"/>
+              <w:end w:w="120" w:type="dxa"/>
+            </w:tcMar>
+          </w:tcPr>
+          <w:p>
+            <w:pPr>
+              <w:spacing w:after="40"/>
+            </w:pPr>
+            <w:r/>
+            <w:r>
+              <w:rPr>
+                <w:rFonts w:ascii="Arial" w:hAnsi="Arial" w:eastAsia="Arial"/>
+                <w:b w:val="0"/>
+                <w:i w:val="0"/>
+                <w:sz w:val="18"/>
+              </w:rPr>
+              <w:t>tạo bot → động cơ ý định → mô hình và cách trả lời → ý định và câu huấn luyện → thực thể, từ điển và luồng → huấn luyện → Bot Test → cải thiện</w:t>
+            </w:r>
+          </w:p>
+        </w:tc>
+      </w:tr>
+    </w:tbl>
+    <w:p/>
+    <w:p>
+      <w:r>
+        <w:rPr>
+          <w:rFonts w:ascii="Arial" w:hAnsi="Arial" w:eastAsia="Arial"/>
+          <w:b w:val="0"/>
+          <w:i w:val="0"/>
+          <w:sz w:val="21"/>
+        </w:rPr>
+        <w:t xml:space="preserve">Chọn quy trình rồi nhấn </w:t>
+      </w:r>
+      <w:r>
+        <w:rPr>
+          <w:rFonts w:ascii="Arial" w:hAnsi="Arial" w:eastAsia="Arial"/>
+          <w:b/>
+          <w:i w:val="0"/>
+          <w:sz w:val="21"/>
+        </w:rPr>
+        <w:t>Bắt đầu</w:t>
+      </w:r>
+      <w:r>
+        <w:rPr>
+          <w:rFonts w:ascii="Arial" w:hAnsi="Arial" w:eastAsia="Arial"/>
+          <w:b w:val="0"/>
+          <w:i w:val="0"/>
+          <w:sz w:val="21"/>
+        </w:rPr>
+        <w:t xml:space="preserve">. Dùng </w:t>
+      </w:r>
+      <w:r>
+        <w:rPr>
+          <w:rFonts w:ascii="Arial" w:hAnsi="Arial" w:eastAsia="Arial"/>
+          <w:b/>
+          <w:i w:val="0"/>
+          <w:sz w:val="21"/>
+        </w:rPr>
+        <w:t>Trước</w:t>
+      </w:r>
+      <w:r>
+        <w:rPr>
+          <w:rFonts w:ascii="Arial" w:hAnsi="Arial" w:eastAsia="Arial"/>
+          <w:b w:val="0"/>
+          <w:i w:val="0"/>
+          <w:sz w:val="21"/>
+        </w:rPr>
+        <w:t xml:space="preserve">, </w:t>
+      </w:r>
+      <w:r>
+        <w:rPr>
+          <w:rFonts w:ascii="Arial" w:hAnsi="Arial" w:eastAsia="Arial"/>
+          <w:b/>
+          <w:i w:val="0"/>
+          <w:sz w:val="21"/>
+        </w:rPr>
+        <w:t>Tiếp</w:t>
+      </w:r>
+      <w:r>
+        <w:rPr>
+          <w:rFonts w:ascii="Arial" w:hAnsi="Arial" w:eastAsia="Arial"/>
+          <w:b w:val="0"/>
+          <w:i w:val="0"/>
+          <w:sz w:val="21"/>
+        </w:rPr>
+        <w:t xml:space="preserve"> hoặc số bước. </w:t>
+      </w:r>
+      <w:r>
+        <w:rPr>
+          <w:rFonts w:ascii="Arial" w:hAnsi="Arial" w:eastAsia="Arial"/>
+          <w:b/>
+          <w:i w:val="0"/>
+          <w:sz w:val="21"/>
+        </w:rPr>
+        <w:t>Xem quy trình khác</w:t>
+      </w:r>
+      <w:r>
+        <w:rPr>
+          <w:rFonts w:ascii="Arial" w:hAnsi="Arial" w:eastAsia="Arial"/>
+          <w:b w:val="0"/>
+          <w:i w:val="0"/>
+          <w:sz w:val="21"/>
+        </w:rPr>
+        <w:t xml:space="preserve"> dùng để chuyển quy trình. Ở bước cuối, </w:t>
+      </w:r>
+      <w:r>
+        <w:rPr>
+          <w:rFonts w:ascii="Arial" w:hAnsi="Arial" w:eastAsia="Arial"/>
+          <w:b/>
+          <w:i w:val="0"/>
+          <w:sz w:val="21"/>
+        </w:rPr>
+        <w:t>Kết thúc</w:t>
+      </w:r>
+      <w:r>
+        <w:rPr>
+          <w:rFonts w:ascii="Arial" w:hAnsi="Arial" w:eastAsia="Arial"/>
+          <w:b w:val="0"/>
+          <w:i w:val="0"/>
+          <w:sz w:val="21"/>
+        </w:rPr>
+        <w:t xml:space="preserve"> mở danh sách bot hoặc màn hình tạo bot. Tùy chọn không hiển thị khi khởi động chỉ được lưu trong trình duyệt hiện tại; vẫn có thể mở lại từ Trợ giúp.</w:t>
+      </w:r>
+    </w:p>
+    <w:p>
+      <w:pPr>
+        <w:pStyle w:val="Heading1"/>
+      </w:pPr>
+      <w:r>
+        <w:rPr>
+          <w:rFonts w:ascii="Arial" w:hAnsi="Arial" w:eastAsia="Arial"/>
+          <w:b/>
+          <w:i w:val="0"/>
+          <w:sz w:val="21"/>
+        </w:rPr>
         <w:t>Tài liệu tiếp theo</w:t>
       </w:r>
     </w:p>
@@ -1937,9 +2757,11 @@
       <w:r>
         <w:rPr>
           <w:rFonts w:ascii="Arial" w:hAnsi="Arial" w:eastAsia="Arial"/>
+          <w:b w:val="0"/>
+          <w:i w:val="0"/>
           <w:sz w:val="21"/>
         </w:rPr>
-        <w:t>[Xem tất cả hướng dẫn sử dụng CGA](../README.md)</w:t>
+        <w:t>Xem tất cả hướng dẫn sử dụng CGA</w:t>
       </w:r>
     </w:p>
     <w:p>
@@ -1950,9 +2772,11 @@
       <w:r>
         <w:rPr>
           <w:rFonts w:ascii="Arial" w:hAnsi="Arial" w:eastAsia="Arial"/>
+          <w:b w:val="0"/>
+          <w:i w:val="0"/>
           <w:sz w:val="21"/>
         </w:rPr>
-        <w:t>[Hướng dẫn sử dụng CGA](../cga-user-manual/README.md)</w:t>
+        <w:t>Hướng dẫn sử dụng CGA</w:t>
       </w:r>
     </w:p>
     <w:p>
@@ -1963,9 +2787,11 @@
       <w:r>
         <w:rPr>
           <w:rFonts w:ascii="Arial" w:hAnsi="Arial" w:eastAsia="Arial"/>
+          <w:b w:val="0"/>
+          <w:i w:val="0"/>
           <w:sz w:val="21"/>
         </w:rPr>
-        <w:t>[Hướng dẫn sử dụng CGA NLU](../cga-nlu-guide/README.md)</w:t>
+        <w:t>Hướng dẫn sử dụng CGA NLU</w:t>
       </w:r>
     </w:p>
     <w:sectPr>
